--- a/분석/1부7화_La_bambina_con_la_febbre_분석.docx
+++ b/분석/1부7화_La_bambina_con_la_febbre_분석.docx
@@ -6138,7 +6138,7 @@
           <w:color w:val="1A1A1A"/>
           <w:sz w:val="22"/>
         </w:rPr>
-        <w:t xml:space="preserve">   Dottoressa Montessori! Sta bene di passaggio?</w:t>
+        <w:t xml:space="preserve">   Dottoressa Montessori! È di passaggio?</w:t>
       </w:r>
     </w:p>
     <w:p>
@@ -6174,15 +6174,15 @@
           <w:color w:val="262626"/>
           <w:sz w:val="18"/>
         </w:rPr>
-        <w:t>sta</w:t>
-      </w:r>
-      <w:r>
-        <w:rPr>
-          <w:b w:val="0"/>
-          <w:color w:val="262626"/>
-          <w:sz w:val="18"/>
-        </w:rPr>
-        <w:t xml:space="preserve"> — 동사 stare 직설법 현재 3인칭 단수 — Lei 존칭</w:t>
+        <w:t>è</w:t>
+      </w:r>
+      <w:r>
+        <w:rPr>
+          <w:b w:val="0"/>
+          <w:color w:val="262626"/>
+          <w:sz w:val="18"/>
+        </w:rPr>
+        <w:t xml:space="preserve"> — 동사 essere 직설법 현재 3인칭 단수 — Lei 존칭</w:t>
       </w:r>
       <w:r>
         <w:rPr>
@@ -6198,15 +6198,15 @@
           <w:color w:val="262626"/>
           <w:sz w:val="18"/>
         </w:rPr>
-        <w:t>bene</w:t>
-      </w:r>
-      <w:r>
-        <w:rPr>
-          <w:b w:val="0"/>
-          <w:color w:val="262626"/>
-          <w:sz w:val="18"/>
-        </w:rPr>
-        <w:t xml:space="preserve"> — 부사 · 잘</w:t>
+        <w:t>passaggio</w:t>
+      </w:r>
+      <w:r>
+        <w:rPr>
+          <w:b w:val="0"/>
+          <w:color w:val="262626"/>
+          <w:sz w:val="18"/>
+        </w:rPr>
+        <w:t xml:space="preserve"> — 명사(남) · 지나감 / di passaggio = 지나가는 길에</w:t>
       </w:r>
       <w:r>
         <w:rPr>
@@ -6222,15 +6222,15 @@
           <w:color w:val="262626"/>
           <w:sz w:val="18"/>
         </w:rPr>
-        <w:t>passaggio</w:t>
-      </w:r>
-      <w:r>
-        <w:rPr>
-          <w:b w:val="0"/>
-          <w:color w:val="262626"/>
-          <w:sz w:val="18"/>
-        </w:rPr>
-        <w:t xml:space="preserve"> — 명사(남) · 통과, 지나감 / di passaggio = 지나가는 길에</w:t>
+        <w:t>dottoressa</w:t>
+      </w:r>
+      <w:r>
+        <w:rPr>
+          <w:b w:val="0"/>
+          <w:color w:val="262626"/>
+          <w:sz w:val="18"/>
+        </w:rPr>
+        <w:t xml:space="preserve"> — 명사(여) · 박사·의사 호칭 / 남성 dottore</w:t>
       </w:r>
     </w:p>
     <w:p>
@@ -6253,7 +6253,7 @@
           <w:color w:val="262626"/>
           <w:sz w:val="18"/>
         </w:rPr>
-        <w:t>Lei 존칭은 3인칭 단수 동사를 쓴다(Sta ...?). di passaggio는 '잠깐 들른, 지나가는 길인'이라는 부사구. 더 자연스러운 표준 표현은 È di passaggio?</w:t>
+        <w:t>Lei 존칭은 3인칭 단수 동사를 쓴다: (Lei) è di passaggio? 주어 Lei는 생략. essere di passaggio = '잠깐 들르다, 지나가는 길이다'.</w:t>
       </w:r>
     </w:p>
     <w:p>
@@ -6276,7 +6276,7 @@
           <w:color w:val="262626"/>
           <w:sz w:val="18"/>
         </w:rPr>
-        <w:t>'지나가다 들르신 거예요?' — 반가움을 담은 인사. dottoressa Montessori는 실제로 의학 학위를 가진 몬테소리를 부르는 호칭.</w:t>
+        <w:t>'지나가다 들르신 거예요?' — 반가움을 담은 인사. 부활 인물을 직함(Dottoressa)으로 부른다.</w:t>
       </w:r>
     </w:p>
     <w:p>
@@ -8923,7 +8923,7 @@
           <w:color w:val="808080"/>
           <w:sz w:val="18"/>
         </w:rPr>
-        <w:t>여기선 무서워할 필요 없어요, 약속할게요.</w:t>
+        <w:t>여기선 남편분도 무서워할 필요 없어요, 약속할게요.</w:t>
       </w:r>
     </w:p>
     <w:p>
@@ -10967,7 +10967,7 @@
           <w:color w:val="1A1A1A"/>
           <w:sz w:val="22"/>
         </w:rPr>
-        <w:t xml:space="preserve">   Fatemi leggere, prima che qualcuno mi impedisca.</w:t>
+        <w:t xml:space="preserve">   Mi faccia leggere, prima che qualcuno me lo impedisca.</w:t>
       </w:r>
     </w:p>
     <w:p>
@@ -11003,15 +11003,15 @@
           <w:color w:val="262626"/>
           <w:sz w:val="18"/>
         </w:rPr>
-        <w:t>fatemi</w:t>
-      </w:r>
-      <w:r>
-        <w:rPr>
-          <w:b w:val="0"/>
-          <w:color w:val="262626"/>
-          <w:sz w:val="18"/>
-        </w:rPr>
-        <w:t xml:space="preserve"> — fare 명령법 2인칭 복수 + mi</w:t>
+        <w:t>faccia</w:t>
+      </w:r>
+      <w:r>
+        <w:rPr>
+          <w:b w:val="0"/>
+          <w:color w:val="262626"/>
+          <w:sz w:val="18"/>
+        </w:rPr>
+        <w:t xml:space="preserve"> — 동사 fare 접속법 현재 3인칭 단수 — Lei 존칭 명령</w:t>
       </w:r>
       <w:r>
         <w:rPr>
@@ -11061,6 +11061,30 @@
         </w:rPr>
         <w:t xml:space="preserve"> — 동사 impedire(막다) 접속법 현재 3인칭 단수 — -isc- 동사</w:t>
       </w:r>
+      <w:r>
+        <w:rPr>
+          <w:b w:val="0"/>
+          <w:color w:val="262626"/>
+          <w:sz w:val="18"/>
+        </w:rPr>
+        <w:t xml:space="preserve"> · </w:t>
+      </w:r>
+      <w:r>
+        <w:rPr>
+          <w:b/>
+          <w:color w:val="262626"/>
+          <w:sz w:val="18"/>
+        </w:rPr>
+        <w:t>me lo</w:t>
+      </w:r>
+      <w:r>
+        <w:rPr>
+          <w:b w:val="0"/>
+          <w:color w:val="262626"/>
+          <w:sz w:val="18"/>
+        </w:rPr>
+        <w:t xml:space="preserve"> — 간접 mi + 직접 lo 결합 → me lo</w:t>
+      </w:r>
     </w:p>
     <w:p>
       <w:pPr>
@@ -11082,7 +11106,7 @@
           <w:color w:val="262626"/>
           <w:sz w:val="18"/>
         </w:rPr>
-        <w:t>prima che + 접속법: '~하기 전에' 뒤에는 항상 접속법(congiuntivo). 사역 fare + 원형: fatemi leggere(나에게 읽게 해 줘요). (impedire는 타동사라 엄밀히는 me lo impedisca가 정확)</w:t>
+        <w:t>Lei 명령은 접속법 현재형이고 대명사는 앞에 온다: Mi faccia leggere(사역 fare + 원형). prima che + 접속법 필수. impedire qualcosa a qualcuno: me lo impedisca = '나에게 그것을 막다'.</w:t>
       </w:r>
     </w:p>
     <w:p>
@@ -11105,7 +11129,7 @@
           <w:color w:val="262626"/>
           <w:sz w:val="18"/>
         </w:rPr>
-        <w:t>체사레의 급한 성미와 과장된 어조 — '누가 날 막기 전에 읽게 해 주시오'.</w:t>
+        <w:t>체사레의 급한 성미 — '누가 막기 전에 읽게 해 주시오'.</w:t>
       </w:r>
     </w:p>
     <w:p>
@@ -11128,7 +11152,7 @@
           <w:color w:val="262626"/>
           <w:sz w:val="18"/>
         </w:rPr>
-        <w:t>명령법 현재(Imperativo) 2인칭 복수 / 접속법 현재(Congiuntivo presente) — prima che 뒤 필수.</w:t>
+        <w:t>명령법(Imperativo) Lei형(=접속법 현재) / 접속법 현재(Congiuntivo presente) — prima che 뒤 필수.</w:t>
       </w:r>
     </w:p>
     <w:p>
@@ -12095,7 +12119,7 @@
           <w:color w:val="1A1A1A"/>
           <w:sz w:val="22"/>
         </w:rPr>
-        <w:t xml:space="preserve">   Davvero? Da lei è un onore, Console.</w:t>
+        <w:t xml:space="preserve">   Davvero? Detto da lei, è un onore, Console.</w:t>
       </w:r>
     </w:p>
     <w:p>
@@ -12108,7 +12132,7 @@
           <w:color w:val="808080"/>
           <w:sz w:val="18"/>
         </w:rPr>
-        <w:t>정말요? 집정관님한테 그건 영광이에요.</w:t>
+        <w:t>정말요? 집정관님께 그런 말을 들으니 영광이에요.</w:t>
       </w:r>
     </w:p>
     <w:p>
@@ -12131,6 +12155,30 @@
           <w:color w:val="262626"/>
           <w:sz w:val="18"/>
         </w:rPr>
+        <w:t>detto</w:t>
+      </w:r>
+      <w:r>
+        <w:rPr>
+          <w:b w:val="0"/>
+          <w:color w:val="262626"/>
+          <w:sz w:val="18"/>
+        </w:rPr>
+        <w:t xml:space="preserve"> — 동사 dire(말하다)의 과거분사 · 남성 단수</w:t>
+      </w:r>
+      <w:r>
+        <w:rPr>
+          <w:b w:val="0"/>
+          <w:color w:val="262626"/>
+          <w:sz w:val="18"/>
+        </w:rPr>
+        <w:t xml:space="preserve"> · </w:t>
+      </w:r>
+      <w:r>
+        <w:rPr>
+          <w:b/>
+          <w:color w:val="262626"/>
+          <w:sz w:val="18"/>
+        </w:rPr>
         <w:t>davvero</w:t>
       </w:r>
       <w:r>
@@ -12186,7 +12234,7 @@
           <w:color w:val="262626"/>
           <w:sz w:val="18"/>
         </w:rPr>
-        <w:t>Da lei: da + Lei(강세대명사, 존칭) = '당신에게서 (듣는 것은)'. 전치사 뒤 존칭 Lei.</w:t>
+        <w:t>과거분사 구문 Detto da lei: '당신이 말하니까, 당신에게서 들으니'. da + 강세대명사 lei(존칭).</w:t>
       </w:r>
     </w:p>
     <w:p>
@@ -12209,7 +12257,7 @@
           <w:color w:val="262626"/>
           <w:sz w:val="18"/>
         </w:rPr>
-        <w:t>È un onore: '영광입니다' — 단테의 정중한 감사.</w:t>
+        <w:t>Detto da lei, è un onore: 칭찬을 받을 때 쓰는 정중한 감사 표현.</w:t>
       </w:r>
     </w:p>
     <w:p>
@@ -12232,7 +12280,7 @@
           <w:color w:val="262626"/>
           <w:sz w:val="18"/>
         </w:rPr>
-        <w:t>직설법 현재(Indicativo presente) — 현재의 감정.</w:t>
+        <w:t>과거분사 구문(Participio passato) + 직설법 현재(Indicativo presente).</w:t>
       </w:r>
     </w:p>
     <w:p>
@@ -12963,7 +13011,7 @@
           <w:color w:val="1A1A1A"/>
           <w:sz w:val="22"/>
         </w:rPr>
-        <w:t xml:space="preserve">   Malata come? Fatemi vedere, senza disturbare.</w:t>
+        <w:t xml:space="preserve">   Malata come? Mi faccia vedere, senza disturbare.</w:t>
       </w:r>
     </w:p>
     <w:p>
@@ -12976,7 +13024,7 @@
           <w:color w:val="808080"/>
           <w:sz w:val="18"/>
         </w:rPr>
-        <w:t>어떻게 아픈가요? 방해 없이 좀 보죠.</w:t>
+        <w:t>어떻게 아픈가요? 좀 보여주세요, 방해하지 않을게요.</w:t>
       </w:r>
     </w:p>
     <w:p>
@@ -13023,15 +13071,15 @@
           <w:color w:val="262626"/>
           <w:sz w:val="18"/>
         </w:rPr>
-        <w:t>fatemi</w:t>
-      </w:r>
-      <w:r>
-        <w:rPr>
-          <w:b w:val="0"/>
-          <w:color w:val="262626"/>
-          <w:sz w:val="18"/>
-        </w:rPr>
-        <w:t xml:space="preserve"> — fare 명령법 2인칭 복수 + mi</w:t>
+        <w:t>faccia</w:t>
+      </w:r>
+      <w:r>
+        <w:rPr>
+          <w:b w:val="0"/>
+          <w:color w:val="262626"/>
+          <w:sz w:val="18"/>
+        </w:rPr>
+        <w:t xml:space="preserve"> — 동사 fare 접속법 현재 3인칭 단수 — Lei 존칭 명령</w:t>
       </w:r>
       <w:r>
         <w:rPr>
@@ -13102,7 +13150,7 @@
           <w:color w:val="262626"/>
           <w:sz w:val="18"/>
         </w:rPr>
-        <w:t>사역 fatemi vedere '나에게 보게 해 줘요'. senza + 원형: '~하지 않고'.</w:t>
+        <w:t>Lei 명령 + 사역: Mi faccia vedere '제게 보게 해 주시오'. senza + 원형: '~하지 않고'.</w:t>
       </w:r>
     </w:p>
     <w:p>
@@ -13148,7 +13196,7 @@
           <w:color w:val="262626"/>
           <w:sz w:val="18"/>
         </w:rPr>
-        <w:t>명령법 현재(Imperativo) 2인칭 복수 + 원형.</w:t>
+        <w:t>명령법(Imperativo) Lei형(=접속법 현재) + 원형.</w:t>
       </w:r>
     </w:p>
     <w:p>
@@ -14128,7 +14176,7 @@
           <w:color w:val="808080"/>
           <w:sz w:val="18"/>
         </w:rPr>
-        <w:t>집정관님, 어쩌면 당신도 결국 마음이 있으시네요.</w:t>
+        <w:t>집정관님, 결국 집정관님께도 마음이 있으신가 봐요.</w:t>
       </w:r>
     </w:p>
     <w:p>
@@ -14327,7 +14375,7 @@
           <w:color w:val="1A1A1A"/>
           <w:sz w:val="22"/>
         </w:rPr>
-        <w:t xml:space="preserve">   Silenzio, poeta, o racconto a tutti del tuo capitolo.</w:t>
+        <w:t xml:space="preserve">   Silenzio, poeta, o racconto a tutti del suo capitolo.</w:t>
       </w:r>
     </w:p>
     <w:p>
@@ -14411,15 +14459,15 @@
           <w:color w:val="262626"/>
           <w:sz w:val="18"/>
         </w:rPr>
-        <w:t>tuo</w:t>
-      </w:r>
-      <w:r>
-        <w:rPr>
-          <w:b w:val="0"/>
-          <w:color w:val="262626"/>
-          <w:sz w:val="18"/>
-        </w:rPr>
-        <w:t xml:space="preserve"> — 소유형용사 남성 단수 · 너의</w:t>
+        <w:t>suo</w:t>
+      </w:r>
+      <w:r>
+        <w:rPr>
+          <w:b w:val="0"/>
+          <w:color w:val="262626"/>
+          <w:sz w:val="18"/>
+        </w:rPr>
+        <w:t xml:space="preserve"> — 소유형용사 남성 단수 · 당신의(Lei 존칭)</w:t>
       </w:r>
     </w:p>
     <w:p>
@@ -14442,7 +14490,7 @@
           <w:color w:val="262626"/>
           <w:sz w:val="18"/>
         </w:rPr>
-        <w:t>명령 + o + 현재: '~해라, 안 그러면 ...할 것이다'(o = altrimenti). raccontare di + 명사 '~에 대해 말하다'. del = di + il.</w:t>
+        <w:t>명령 + o + 현재: '~해라, 안 그러면 ...할 것이다'(o = altrimenti). raccontare di + 명사. del = di + il. Lei의 소유형용사는 suo.</w:t>
       </w:r>
     </w:p>
     <w:p>
@@ -14465,7 +14513,7 @@
           <w:color w:val="262626"/>
           <w:sz w:val="18"/>
         </w:rPr>
-        <w:t>체사레가 단테에게는 tu로 말함 — 존칭 없이 위에서 내려다보는 황제 말투.</w:t>
+        <w:t>체사레의 장난스러운 위협 — 존칭은 지키되 위에서 내려다보는 말투.</w:t>
       </w:r>
     </w:p>
     <w:p>
@@ -18640,7 +18688,7 @@
           <w:color w:val="1A1A1A"/>
           <w:sz w:val="22"/>
         </w:rPr>
-        <w:t xml:space="preserve">   Console Cesare, non sapevo la interessasse la medicina.</w:t>
+        <w:t xml:space="preserve">   Console Cesare, non sapevo che le interessasse la medicina.</w:t>
       </w:r>
     </w:p>
     <w:p>
@@ -18724,6 +18772,30 @@
           <w:color w:val="262626"/>
           <w:sz w:val="18"/>
         </w:rPr>
+        <w:t>le</w:t>
+      </w:r>
+      <w:r>
+        <w:rPr>
+          <w:b w:val="0"/>
+          <w:color w:val="262626"/>
+          <w:sz w:val="18"/>
+        </w:rPr>
+        <w:t xml:space="preserve"> — 간접목적 대명사 · 당신에게(Lei 존칭)</w:t>
+      </w:r>
+      <w:r>
+        <w:rPr>
+          <w:b w:val="0"/>
+          <w:color w:val="262626"/>
+          <w:sz w:val="18"/>
+        </w:rPr>
+        <w:t xml:space="preserve"> · </w:t>
+      </w:r>
+      <w:r>
+        <w:rPr>
+          <w:b/>
+          <w:color w:val="262626"/>
+          <w:sz w:val="18"/>
+        </w:rPr>
         <w:t>medicina</w:t>
       </w:r>
       <w:r>
@@ -18755,7 +18827,7 @@
           <w:color w:val="262626"/>
           <w:sz w:val="18"/>
         </w:rPr>
-        <w:t>① 주절이 과거(non sapevo)면 종속절은 접속법 반과거(시제 일치). che는 생략 가능. ② la는 존칭 Lei의 목적대명사(당신을) — interessare qualcuno '누구의 관심을 끌다'.</w:t>
+        <w:t>① 주절이 과거(non sapevo)면 종속절은 접속법 반과거(시제 일치). ② interessare a qualcuno: 간접목적어 le(=a Lei). 의미상 주어는 la medicina.</w:t>
       </w:r>
     </w:p>
     <w:p>
@@ -18801,7 +18873,7 @@
           <w:color w:val="262626"/>
           <w:sz w:val="18"/>
         </w:rPr>
-        <w:t>반과거(Imperfetto) — 과거의 무지 / 접속법 반과거(Congiuntivo imperfetto) — 과거 주절 뒤의 종속절.</w:t>
+        <w:t>반과거(Imperfetto) / 접속법 반과거(Congiuntivo imperfetto) — 과거 주절 뒤의 종속절.</w:t>
       </w:r>
     </w:p>
     <w:p>
@@ -19005,7 +19077,7 @@
           <w:color w:val="808080"/>
           <w:sz w:val="18"/>
         </w:rPr>
-        <w:t>그 말을 당신한테서 들을 줄은 몰랐어요.</w:t>
+        <w:t>집정관님한테서 그런 말을 들을 줄은 몰랐어요.</w:t>
       </w:r>
     </w:p>
     <w:p>
@@ -19958,7 +20030,7 @@
           <w:color w:val="808080"/>
           <w:sz w:val="18"/>
         </w:rPr>
-        <w:t>다시 한번 감사드려요, 모두에게.</w:t>
+        <w:t>모두 다시 한번 감사드려요.</w:t>
       </w:r>
     </w:p>
     <w:p>
@@ -21377,7 +21449,7 @@
           <w:color w:val="1A1A1A"/>
           <w:sz w:val="22"/>
         </w:rPr>
-        <w:t xml:space="preserve">   Console, il mio capitolo l'ha davvero convinta?</w:t>
+        <w:t xml:space="preserve">   Console, il mio capitolo l'ha davvero convinto?</w:t>
       </w:r>
     </w:p>
     <w:p>
@@ -21437,15 +21509,15 @@
           <w:color w:val="262626"/>
           <w:sz w:val="18"/>
         </w:rPr>
-        <w:t>ha convinta</w:t>
-      </w:r>
-      <w:r>
-        <w:rPr>
-          <w:b w:val="0"/>
-          <w:color w:val="262626"/>
-          <w:sz w:val="18"/>
-        </w:rPr>
-        <w:t xml:space="preserve"> — 동사 convincere(설득하다) 근과거 3인칭 단수 — 과거분사 convinto, 여기선 convinta</w:t>
+        <w:t>ha convinto</w:t>
+      </w:r>
+      <w:r>
+        <w:rPr>
+          <w:b w:val="0"/>
+          <w:color w:val="262626"/>
+          <w:sz w:val="18"/>
+        </w:rPr>
+        <w:t xml:space="preserve"> — 동사 convincere(설득하다) 근과거 3인칭 단수 — 과거분사 convinto</w:t>
       </w:r>
       <w:r>
         <w:rPr>
@@ -21492,7 +21564,7 @@
           <w:color w:val="262626"/>
           <w:sz w:val="18"/>
         </w:rPr>
-        <w:t>① 문장 앞 목적어 + 대명사 반복(il mio capitolo l'ha...). ② 직접목적 대명사 la(= Lei 존칭)가 앞에 오면 과거분사가 일치 가능 → convinta. 존칭 Lei는 문법적으로 여성 la라서 여성 일치(남성 상대에게 convinto도 가능).</w:t>
+        <w:t>① 문장 앞 목적어 + 주어 대명사 없이 l'(=La, 존칭 목적어). ② 존칭 La 앞에 와도 과거분사는 상대의 실제 성(남성)에 일치: convinto.</w:t>
       </w:r>
     </w:p>
     <w:p>
@@ -22422,7 +22494,7 @@
           <w:color w:val="808080"/>
           <w:sz w:val="18"/>
         </w:rPr>
-        <w:t>자 이제 다들 집에 가. 유령님들도요.</w:t>
+        <w:t>자 이제 다들 집에 가. 유령 양반들도.</w:t>
       </w:r>
     </w:p>
     <w:p>
